--- a/applications/revenue-enterprises-client-account-manager/resume.docx
+++ b/applications/revenue-enterprises-client-account-manager/resume.docx
@@ -100,6 +100,558 @@
           <w:sz w:val="21"/>
         </w:rPr>
         <w:t>PROFESSIONAL EXPERIENCE</w:t>
+      </w:r>
+    </w:p>
+    <w:p>
+      <w:pPr>
+        <w:tabs>
+          <w:tab w:pos="10512" w:val="right"/>
+        </w:tabs>
+        <w:spacing w:before="80" w:after="20"/>
+      </w:pPr>
+      <w:r>
+        <w:rPr>
+          <w:rFonts w:ascii="Calibri" w:hAnsi="Calibri"/>
+          <w:b/>
+          <w:i w:val="0"/>
+          <w:color w:val="1A1A1A"/>
+          <w:sz w:val="21"/>
+        </w:rPr>
+        <w:t>Founder &amp; Strategic / Marketing Operations Lead</w:t>
+      </w:r>
+      <w:r>
+        <w:rPr>
+          <w:rFonts w:ascii="Calibri" w:hAnsi="Calibri"/>
+          <w:b w:val="0"/>
+          <w:i w:val="0"/>
+          <w:color w:val="163A5F"/>
+          <w:sz w:val="21"/>
+        </w:rPr>
+        <w:t xml:space="preserve">  |  Solenzo LLC</w:t>
+      </w:r>
+      <w:r>
+        <w:rPr>
+          <w:rFonts w:ascii="Calibri" w:hAnsi="Calibri"/>
+          <w:b w:val="0"/>
+          <w:i w:val="0"/>
+          <w:color w:val="555555"/>
+          <w:sz w:val="18"/>
+        </w:rPr>
+        <w:tab/>
+        <w:t>Feb 2024 - Present</w:t>
+      </w:r>
+    </w:p>
+    <w:p>
+      <w:pPr>
+        <w:spacing w:after="20"/>
+      </w:pPr>
+      <w:r>
+        <w:rPr>
+          <w:rFonts w:ascii="Calibri" w:hAnsi="Calibri"/>
+          <w:b w:val="0"/>
+          <w:i/>
+          <w:color w:val="555555"/>
+          <w:sz w:val="18"/>
+        </w:rPr>
+        <w:t>Arvada, CO (Remote)</w:t>
+      </w:r>
+    </w:p>
+    <w:p>
+      <w:pPr>
+        <w:spacing w:after="30"/>
+        <w:ind w:left="259" w:hanging="259"/>
+      </w:pPr>
+      <w:r>
+        <w:rPr>
+          <w:rFonts w:ascii="Calibri" w:hAnsi="Calibri"/>
+          <w:b w:val="0"/>
+          <w:i w:val="0"/>
+          <w:color w:val="163A5F"/>
+        </w:rPr>
+        <w:t xml:space="preserve">•  </w:t>
+      </w:r>
+      <w:r>
+        <w:rPr>
+          <w:rFonts w:ascii="Calibri" w:hAnsi="Calibri"/>
+          <w:b w:val="0"/>
+          <w:i w:val="0"/>
+          <w:color w:val="1A1A1A"/>
+        </w:rPr>
+        <w:t>Own the primary strategic relationship for a portfolio of service-based business clients, running discovery and onboarding to surface goals, objectives, and challenges.</w:t>
+      </w:r>
+    </w:p>
+    <w:p>
+      <w:pPr>
+        <w:spacing w:after="30"/>
+        <w:ind w:left="259" w:hanging="259"/>
+      </w:pPr>
+      <w:r>
+        <w:rPr>
+          <w:rFonts w:ascii="Calibri" w:hAnsi="Calibri"/>
+          <w:b w:val="0"/>
+          <w:i w:val="0"/>
+          <w:color w:val="163A5F"/>
+        </w:rPr>
+        <w:t xml:space="preserve">•  </w:t>
+      </w:r>
+      <w:r>
+        <w:rPr>
+          <w:rFonts w:ascii="Calibri" w:hAnsi="Calibri"/>
+          <w:b w:val="0"/>
+          <w:i w:val="0"/>
+          <w:color w:val="1A1A1A"/>
+        </w:rPr>
+        <w:t>Document every client interaction, timeline, and deliverable, keeping project records auditable across concurrent engagements.</w:t>
+      </w:r>
+    </w:p>
+    <w:p>
+      <w:pPr>
+        <w:spacing w:after="30"/>
+        <w:ind w:left="259" w:hanging="259"/>
+      </w:pPr>
+      <w:r>
+        <w:rPr>
+          <w:rFonts w:ascii="Calibri" w:hAnsi="Calibri"/>
+          <w:b w:val="0"/>
+          <w:i w:val="0"/>
+          <w:color w:val="163A5F"/>
+        </w:rPr>
+        <w:t xml:space="preserve">•  </w:t>
+      </w:r>
+      <w:r>
+        <w:rPr>
+          <w:rFonts w:ascii="Calibri" w:hAnsi="Calibri"/>
+          <w:b w:val="0"/>
+          <w:i w:val="0"/>
+          <w:color w:val="1A1A1A"/>
+        </w:rPr>
+        <w:t>Report performance on a regular cadence with actionable insights and strategic recommendations, backed by rigorous tracking across operations.</w:t>
+      </w:r>
+    </w:p>
+    <w:p>
+      <w:pPr>
+        <w:spacing w:after="30"/>
+        <w:ind w:left="259" w:hanging="259"/>
+      </w:pPr>
+      <w:r>
+        <w:rPr>
+          <w:rFonts w:ascii="Calibri" w:hAnsi="Calibri"/>
+          <w:b w:val="0"/>
+          <w:i w:val="0"/>
+          <w:color w:val="163A5F"/>
+        </w:rPr>
+        <w:t xml:space="preserve">•  </w:t>
+      </w:r>
+      <w:r>
+        <w:rPr>
+          <w:rFonts w:ascii="Calibri" w:hAnsi="Calibri"/>
+          <w:b w:val="0"/>
+          <w:i w:val="0"/>
+          <w:color w:val="1A1A1A"/>
+        </w:rPr>
+        <w:t>Identify strategic opportunities to expand retainer scope, recommending complementary services aligned with client objectives.</w:t>
+      </w:r>
+    </w:p>
+    <w:p>
+      <w:pPr>
+        <w:tabs>
+          <w:tab w:pos="10512" w:val="right"/>
+        </w:tabs>
+        <w:spacing w:before="80" w:after="20"/>
+      </w:pPr>
+      <w:r>
+        <w:rPr>
+          <w:rFonts w:ascii="Calibri" w:hAnsi="Calibri"/>
+          <w:b/>
+          <w:i w:val="0"/>
+          <w:color w:val="1A1A1A"/>
+          <w:sz w:val="21"/>
+        </w:rPr>
+        <w:t>Account Executive / Client Strategist</w:t>
+      </w:r>
+      <w:r>
+        <w:rPr>
+          <w:rFonts w:ascii="Calibri" w:hAnsi="Calibri"/>
+          <w:b w:val="0"/>
+          <w:i w:val="0"/>
+          <w:color w:val="163A5F"/>
+          <w:sz w:val="21"/>
+        </w:rPr>
+        <w:t xml:space="preserve">  |  Level Agency</w:t>
+      </w:r>
+      <w:r>
+        <w:rPr>
+          <w:rFonts w:ascii="Calibri" w:hAnsi="Calibri"/>
+          <w:b w:val="0"/>
+          <w:i w:val="0"/>
+          <w:color w:val="555555"/>
+          <w:sz w:val="18"/>
+        </w:rPr>
+        <w:tab/>
+        <w:t>Sep 2024 - Feb 2025</w:t>
+      </w:r>
+    </w:p>
+    <w:p>
+      <w:pPr>
+        <w:spacing w:after="20"/>
+      </w:pPr>
+      <w:r>
+        <w:rPr>
+          <w:rFonts w:ascii="Calibri" w:hAnsi="Calibri"/>
+          <w:b w:val="0"/>
+          <w:i/>
+          <w:color w:val="555555"/>
+          <w:sz w:val="18"/>
+        </w:rPr>
+        <w:t>Remote</w:t>
+      </w:r>
+    </w:p>
+    <w:p>
+      <w:pPr>
+        <w:spacing w:after="30"/>
+        <w:ind w:left="259" w:hanging="259"/>
+      </w:pPr>
+      <w:r>
+        <w:rPr>
+          <w:rFonts w:ascii="Calibri" w:hAnsi="Calibri"/>
+          <w:b w:val="0"/>
+          <w:i w:val="0"/>
+          <w:color w:val="163A5F"/>
+        </w:rPr>
+        <w:t xml:space="preserve">•  </w:t>
+      </w:r>
+      <w:r>
+        <w:rPr>
+          <w:rFonts w:ascii="Calibri" w:hAnsi="Calibri"/>
+          <w:b w:val="0"/>
+          <w:i w:val="0"/>
+          <w:color w:val="1A1A1A"/>
+        </w:rPr>
+        <w:t>Managed multi-stakeholder accounts across marketing and technology channels, translating performance data into strategic recommendations for client leadership.</w:t>
+      </w:r>
+    </w:p>
+    <w:p>
+      <w:pPr>
+        <w:spacing w:after="30"/>
+        <w:ind w:left="259" w:hanging="259"/>
+      </w:pPr>
+      <w:r>
+        <w:rPr>
+          <w:rFonts w:ascii="Calibri" w:hAnsi="Calibri"/>
+          <w:b w:val="0"/>
+          <w:i w:val="0"/>
+          <w:color w:val="163A5F"/>
+        </w:rPr>
+        <w:t xml:space="preserve">•  </w:t>
+      </w:r>
+      <w:r>
+        <w:rPr>
+          <w:rFonts w:ascii="Calibri" w:hAnsi="Calibri"/>
+          <w:b w:val="0"/>
+          <w:i w:val="0"/>
+          <w:color w:val="1A1A1A"/>
+        </w:rPr>
+        <w:t>Built rigorous campaign performance reporting frameworks and delivered executive-ready QBRs tracking ROI, CAC, LTV, and conversion KPIs.</w:t>
+      </w:r>
+    </w:p>
+    <w:p>
+      <w:pPr>
+        <w:spacing w:after="30"/>
+        <w:ind w:left="259" w:hanging="259"/>
+      </w:pPr>
+      <w:r>
+        <w:rPr>
+          <w:rFonts w:ascii="Calibri" w:hAnsi="Calibri"/>
+          <w:b w:val="0"/>
+          <w:i w:val="0"/>
+          <w:color w:val="163A5F"/>
+        </w:rPr>
+        <w:t xml:space="preserve">•  </w:t>
+      </w:r>
+      <w:r>
+        <w:rPr>
+          <w:rFonts w:ascii="Calibri" w:hAnsi="Calibri"/>
+          <w:b w:val="0"/>
+          <w:i w:val="0"/>
+          <w:color w:val="1A1A1A"/>
+        </w:rPr>
+        <w:t>Held delivery quality consistent across implementations, resolving client feedback promptly to protect satisfaction and retention.</w:t>
+      </w:r>
+    </w:p>
+    <w:p>
+      <w:pPr>
+        <w:tabs>
+          <w:tab w:pos="10512" w:val="right"/>
+        </w:tabs>
+        <w:spacing w:before="80" w:after="20"/>
+      </w:pPr>
+      <w:r>
+        <w:rPr>
+          <w:rFonts w:ascii="Calibri" w:hAnsi="Calibri"/>
+          <w:b/>
+          <w:i w:val="0"/>
+          <w:color w:val="1A1A1A"/>
+          <w:sz w:val="21"/>
+        </w:rPr>
+        <w:t>Channel Partnerships &amp; Customer Onboarding</w:t>
+      </w:r>
+      <w:r>
+        <w:rPr>
+          <w:rFonts w:ascii="Calibri" w:hAnsi="Calibri"/>
+          <w:b w:val="0"/>
+          <w:i w:val="0"/>
+          <w:color w:val="163A5F"/>
+          <w:sz w:val="21"/>
+        </w:rPr>
+        <w:t xml:space="preserve">  |  Birdeye</w:t>
+      </w:r>
+      <w:r>
+        <w:rPr>
+          <w:rFonts w:ascii="Calibri" w:hAnsi="Calibri"/>
+          <w:b w:val="0"/>
+          <w:i w:val="0"/>
+          <w:color w:val="555555"/>
+          <w:sz w:val="18"/>
+        </w:rPr>
+        <w:tab/>
+        <w:t>Feb 2023 - Apr 2024</w:t>
+      </w:r>
+    </w:p>
+    <w:p>
+      <w:pPr>
+        <w:spacing w:after="20"/>
+      </w:pPr>
+      <w:r>
+        <w:rPr>
+          <w:rFonts w:ascii="Calibri" w:hAnsi="Calibri"/>
+          <w:b w:val="0"/>
+          <w:i/>
+          <w:color w:val="555555"/>
+          <w:sz w:val="18"/>
+        </w:rPr>
+        <w:t>Remote</w:t>
+      </w:r>
+    </w:p>
+    <w:p>
+      <w:pPr>
+        <w:spacing w:after="30"/>
+        <w:ind w:left="259" w:hanging="259"/>
+      </w:pPr>
+      <w:r>
+        <w:rPr>
+          <w:rFonts w:ascii="Calibri" w:hAnsi="Calibri"/>
+          <w:b w:val="0"/>
+          <w:i w:val="0"/>
+          <w:color w:val="163A5F"/>
+        </w:rPr>
+        <w:t xml:space="preserve">•  </w:t>
+      </w:r>
+      <w:r>
+        <w:rPr>
+          <w:rFonts w:ascii="Calibri" w:hAnsi="Calibri"/>
+          <w:b w:val="0"/>
+          <w:i w:val="0"/>
+          <w:color w:val="1A1A1A"/>
+        </w:rPr>
+        <w:t>Onboarded and managed 15-20 reseller partners (deal sizes ~$10K-$45K), retaining all but one (~94% retention) during tenure through proactive, value-driven communication.</w:t>
+      </w:r>
+    </w:p>
+    <w:p>
+      <w:pPr>
+        <w:spacing w:after="30"/>
+        <w:ind w:left="259" w:hanging="259"/>
+      </w:pPr>
+      <w:r>
+        <w:rPr>
+          <w:rFonts w:ascii="Calibri" w:hAnsi="Calibri"/>
+          <w:b w:val="0"/>
+          <w:i w:val="0"/>
+          <w:color w:val="163A5F"/>
+        </w:rPr>
+        <w:t xml:space="preserve">•  </w:t>
+      </w:r>
+      <w:r>
+        <w:rPr>
+          <w:rFonts w:ascii="Calibri" w:hAnsi="Calibri"/>
+          <w:b w:val="0"/>
+          <w:i w:val="0"/>
+          <w:color w:val="1A1A1A"/>
+        </w:rPr>
+        <w:t>Served as the connective tissue between partners and Product/Engineering, collaborating to share structured, high-priority feedback that informed the roadmap.</w:t>
+      </w:r>
+    </w:p>
+    <w:p>
+      <w:pPr>
+        <w:spacing w:after="30"/>
+        <w:ind w:left="259" w:hanging="259"/>
+      </w:pPr>
+      <w:r>
+        <w:rPr>
+          <w:rFonts w:ascii="Calibri" w:hAnsi="Calibri"/>
+          <w:b w:val="0"/>
+          <w:i w:val="0"/>
+          <w:color w:val="163A5F"/>
+        </w:rPr>
+        <w:t xml:space="preserve">•  </w:t>
+      </w:r>
+      <w:r>
+        <w:rPr>
+          <w:rFonts w:ascii="Calibri" w:hAnsi="Calibri"/>
+          <w:b w:val="0"/>
+          <w:i w:val="0"/>
+          <w:color w:val="1A1A1A"/>
+        </w:rPr>
+        <w:t>Analyzed partner utilization and performance metrics to identify adoption gaps and recommend interventions that reduced churn.</w:t>
+      </w:r>
+    </w:p>
+    <w:p>
+      <w:pPr>
+        <w:spacing w:after="30"/>
+        <w:ind w:left="259" w:hanging="259"/>
+      </w:pPr>
+      <w:r>
+        <w:rPr>
+          <w:rFonts w:ascii="Calibri" w:hAnsi="Calibri"/>
+          <w:b w:val="0"/>
+          <w:i w:val="0"/>
+          <w:color w:val="163A5F"/>
+        </w:rPr>
+        <w:t xml:space="preserve">•  </w:t>
+      </w:r>
+      <w:r>
+        <w:rPr>
+          <w:rFonts w:ascii="Calibri" w:hAnsi="Calibri"/>
+          <w:b w:val="0"/>
+          <w:i w:val="0"/>
+          <w:color w:val="1A1A1A"/>
+        </w:rPr>
+        <w:t>Advised partners on retention strategy and customer health metrics, tracking commitments and following through to resolution.</w:t>
+      </w:r>
+    </w:p>
+    <w:p>
+      <w:pPr>
+        <w:tabs>
+          <w:tab w:pos="10512" w:val="right"/>
+        </w:tabs>
+        <w:spacing w:before="80" w:after="20"/>
+      </w:pPr>
+      <w:r>
+        <w:rPr>
+          <w:rFonts w:ascii="Calibri" w:hAnsi="Calibri"/>
+          <w:b/>
+          <w:i w:val="0"/>
+          <w:color w:val="1A1A1A"/>
+          <w:sz w:val="21"/>
+        </w:rPr>
+        <w:t>Account Executive / Sales Operations</w:t>
+      </w:r>
+      <w:r>
+        <w:rPr>
+          <w:rFonts w:ascii="Calibri" w:hAnsi="Calibri"/>
+          <w:b w:val="0"/>
+          <w:i w:val="0"/>
+          <w:color w:val="163A5F"/>
+          <w:sz w:val="21"/>
+        </w:rPr>
+        <w:t xml:space="preserve">  |  Fetch &amp; Funnel</w:t>
+      </w:r>
+      <w:r>
+        <w:rPr>
+          <w:rFonts w:ascii="Calibri" w:hAnsi="Calibri"/>
+          <w:b w:val="0"/>
+          <w:i w:val="0"/>
+          <w:color w:val="555555"/>
+          <w:sz w:val="18"/>
+        </w:rPr>
+        <w:tab/>
+        <w:t>Sep 2022 - Feb 2023</w:t>
+      </w:r>
+    </w:p>
+    <w:p>
+      <w:pPr>
+        <w:spacing w:after="20"/>
+      </w:pPr>
+      <w:r>
+        <w:rPr>
+          <w:rFonts w:ascii="Calibri" w:hAnsi="Calibri"/>
+          <w:b w:val="0"/>
+          <w:i/>
+          <w:color w:val="555555"/>
+          <w:sz w:val="18"/>
+        </w:rPr>
+        <w:t>Remote</w:t>
+      </w:r>
+    </w:p>
+    <w:p>
+      <w:pPr>
+        <w:spacing w:after="30"/>
+        <w:ind w:left="259" w:hanging="259"/>
+      </w:pPr>
+      <w:r>
+        <w:rPr>
+          <w:rFonts w:ascii="Calibri" w:hAnsi="Calibri"/>
+          <w:b w:val="0"/>
+          <w:i w:val="0"/>
+          <w:color w:val="163A5F"/>
+        </w:rPr>
+        <w:t xml:space="preserve">•  </w:t>
+      </w:r>
+      <w:r>
+        <w:rPr>
+          <w:rFonts w:ascii="Calibri" w:hAnsi="Calibri"/>
+          <w:b w:val="0"/>
+          <w:i w:val="0"/>
+          <w:color w:val="1A1A1A"/>
+        </w:rPr>
+        <w:t>Ran client accounts end to end at a performance marketing agency, covering campaign execution, performance reporting, and cross-team communication.</w:t>
+      </w:r>
+    </w:p>
+    <w:p>
+      <w:pPr>
+        <w:spacing w:after="30"/>
+        <w:ind w:left="259" w:hanging="259"/>
+      </w:pPr>
+      <w:r>
+        <w:rPr>
+          <w:rFonts w:ascii="Calibri" w:hAnsi="Calibri"/>
+          <w:b w:val="0"/>
+          <w:i w:val="0"/>
+          <w:color w:val="163A5F"/>
+        </w:rPr>
+        <w:t xml:space="preserve">•  </w:t>
+      </w:r>
+      <w:r>
+        <w:rPr>
+          <w:rFonts w:ascii="Calibri" w:hAnsi="Calibri"/>
+          <w:b w:val="0"/>
+          <w:i w:val="0"/>
+          <w:color w:val="1A1A1A"/>
+        </w:rPr>
+        <w:t>Built and refined internal processes that improved reporting accuracy and strengthened cross-team alignment.</w:t>
+      </w:r>
+    </w:p>
+    <w:p>
+      <w:pPr>
+        <w:spacing w:after="30"/>
+        <w:ind w:left="259" w:hanging="259"/>
+      </w:pPr>
+      <w:r>
+        <w:rPr>
+          <w:rFonts w:ascii="Calibri" w:hAnsi="Calibri"/>
+          <w:b w:val="0"/>
+          <w:i w:val="0"/>
+          <w:color w:val="163A5F"/>
+        </w:rPr>
+        <w:t xml:space="preserve">•  </w:t>
+      </w:r>
+      <w:r>
+        <w:rPr>
+          <w:rFonts w:ascii="Calibri" w:hAnsi="Calibri"/>
+          <w:b w:val="0"/>
+          <w:i w:val="0"/>
+          <w:color w:val="1A1A1A"/>
+        </w:rPr>
+        <w:t>Analyzed campaign performance data and translated results into optimization recommendations for client stakeholders.</w:t>
       </w:r>
     </w:p>
     <w:p>
@@ -267,282 +819,6 @@
           <w:color w:val="1A1A1A"/>
           <w:sz w:val="21"/>
         </w:rPr>
-        <w:t>Channel Partnerships &amp; Customer Onboarding</w:t>
-      </w:r>
-      <w:r>
-        <w:rPr>
-          <w:rFonts w:ascii="Calibri" w:hAnsi="Calibri"/>
-          <w:b w:val="0"/>
-          <w:i w:val="0"/>
-          <w:color w:val="163A5F"/>
-          <w:sz w:val="21"/>
-        </w:rPr>
-        <w:t xml:space="preserve">  |  Birdeye</w:t>
-      </w:r>
-      <w:r>
-        <w:rPr>
-          <w:rFonts w:ascii="Calibri" w:hAnsi="Calibri"/>
-          <w:b w:val="0"/>
-          <w:i w:val="0"/>
-          <w:color w:val="555555"/>
-          <w:sz w:val="18"/>
-        </w:rPr>
-        <w:tab/>
-        <w:t>Feb 2023 - Apr 2024</w:t>
-      </w:r>
-    </w:p>
-    <w:p>
-      <w:pPr>
-        <w:spacing w:after="20"/>
-      </w:pPr>
-      <w:r>
-        <w:rPr>
-          <w:rFonts w:ascii="Calibri" w:hAnsi="Calibri"/>
-          <w:b w:val="0"/>
-          <w:i/>
-          <w:color w:val="555555"/>
-          <w:sz w:val="18"/>
-        </w:rPr>
-        <w:t>Remote</w:t>
-      </w:r>
-    </w:p>
-    <w:p>
-      <w:pPr>
-        <w:spacing w:after="30"/>
-        <w:ind w:left="259" w:hanging="259"/>
-      </w:pPr>
-      <w:r>
-        <w:rPr>
-          <w:rFonts w:ascii="Calibri" w:hAnsi="Calibri"/>
-          <w:b w:val="0"/>
-          <w:i w:val="0"/>
-          <w:color w:val="163A5F"/>
-        </w:rPr>
-        <w:t xml:space="preserve">•  </w:t>
-      </w:r>
-      <w:r>
-        <w:rPr>
-          <w:rFonts w:ascii="Calibri" w:hAnsi="Calibri"/>
-          <w:b w:val="0"/>
-          <w:i w:val="0"/>
-          <w:color w:val="1A1A1A"/>
-        </w:rPr>
-        <w:t>Onboarded and managed 15-20 reseller partners (deal sizes ~$10K-$45K), retaining all but one (~94% retention) during tenure through proactive, value-driven communication.</w:t>
-      </w:r>
-    </w:p>
-    <w:p>
-      <w:pPr>
-        <w:spacing w:after="30"/>
-        <w:ind w:left="259" w:hanging="259"/>
-      </w:pPr>
-      <w:r>
-        <w:rPr>
-          <w:rFonts w:ascii="Calibri" w:hAnsi="Calibri"/>
-          <w:b w:val="0"/>
-          <w:i w:val="0"/>
-          <w:color w:val="163A5F"/>
-        </w:rPr>
-        <w:t xml:space="preserve">•  </w:t>
-      </w:r>
-      <w:r>
-        <w:rPr>
-          <w:rFonts w:ascii="Calibri" w:hAnsi="Calibri"/>
-          <w:b w:val="0"/>
-          <w:i w:val="0"/>
-          <w:color w:val="1A1A1A"/>
-        </w:rPr>
-        <w:t>Served as the connective tissue between partners and Product/Engineering, collaborating to share structured, high-priority feedback that informed the roadmap.</w:t>
-      </w:r>
-    </w:p>
-    <w:p>
-      <w:pPr>
-        <w:spacing w:after="30"/>
-        <w:ind w:left="259" w:hanging="259"/>
-      </w:pPr>
-      <w:r>
-        <w:rPr>
-          <w:rFonts w:ascii="Calibri" w:hAnsi="Calibri"/>
-          <w:b w:val="0"/>
-          <w:i w:val="0"/>
-          <w:color w:val="163A5F"/>
-        </w:rPr>
-        <w:t xml:space="preserve">•  </w:t>
-      </w:r>
-      <w:r>
-        <w:rPr>
-          <w:rFonts w:ascii="Calibri" w:hAnsi="Calibri"/>
-          <w:b w:val="0"/>
-          <w:i w:val="0"/>
-          <w:color w:val="1A1A1A"/>
-        </w:rPr>
-        <w:t>Analyzed partner utilization and performance metrics to identify adoption gaps and recommend interventions that reduced churn.</w:t>
-      </w:r>
-    </w:p>
-    <w:p>
-      <w:pPr>
-        <w:spacing w:after="30"/>
-        <w:ind w:left="259" w:hanging="259"/>
-      </w:pPr>
-      <w:r>
-        <w:rPr>
-          <w:rFonts w:ascii="Calibri" w:hAnsi="Calibri"/>
-          <w:b w:val="0"/>
-          <w:i w:val="0"/>
-          <w:color w:val="163A5F"/>
-        </w:rPr>
-        <w:t xml:space="preserve">•  </w:t>
-      </w:r>
-      <w:r>
-        <w:rPr>
-          <w:rFonts w:ascii="Calibri" w:hAnsi="Calibri"/>
-          <w:b w:val="0"/>
-          <w:i w:val="0"/>
-          <w:color w:val="1A1A1A"/>
-        </w:rPr>
-        <w:t>Advised partners on retention strategy and customer health metrics, tracking commitments and following through to resolution.</w:t>
-      </w:r>
-    </w:p>
-    <w:p>
-      <w:pPr>
-        <w:tabs>
-          <w:tab w:pos="10512" w:val="right"/>
-        </w:tabs>
-        <w:spacing w:before="80" w:after="20"/>
-      </w:pPr>
-      <w:r>
-        <w:rPr>
-          <w:rFonts w:ascii="Calibri" w:hAnsi="Calibri"/>
-          <w:b/>
-          <w:i w:val="0"/>
-          <w:color w:val="1A1A1A"/>
-          <w:sz w:val="21"/>
-        </w:rPr>
-        <w:t>Account Executive / Client Strategist</w:t>
-      </w:r>
-      <w:r>
-        <w:rPr>
-          <w:rFonts w:ascii="Calibri" w:hAnsi="Calibri"/>
-          <w:b w:val="0"/>
-          <w:i w:val="0"/>
-          <w:color w:val="163A5F"/>
-          <w:sz w:val="21"/>
-        </w:rPr>
-        <w:t xml:space="preserve">  |  Level Agency</w:t>
-      </w:r>
-      <w:r>
-        <w:rPr>
-          <w:rFonts w:ascii="Calibri" w:hAnsi="Calibri"/>
-          <w:b w:val="0"/>
-          <w:i w:val="0"/>
-          <w:color w:val="555555"/>
-          <w:sz w:val="18"/>
-        </w:rPr>
-        <w:tab/>
-        <w:t>Sep 2024 - Feb 2025</w:t>
-      </w:r>
-    </w:p>
-    <w:p>
-      <w:pPr>
-        <w:spacing w:after="20"/>
-      </w:pPr>
-      <w:r>
-        <w:rPr>
-          <w:rFonts w:ascii="Calibri" w:hAnsi="Calibri"/>
-          <w:b w:val="0"/>
-          <w:i/>
-          <w:color w:val="555555"/>
-          <w:sz w:val="18"/>
-        </w:rPr>
-        <w:t>Remote</w:t>
-      </w:r>
-    </w:p>
-    <w:p>
-      <w:pPr>
-        <w:spacing w:after="30"/>
-        <w:ind w:left="259" w:hanging="259"/>
-      </w:pPr>
-      <w:r>
-        <w:rPr>
-          <w:rFonts w:ascii="Calibri" w:hAnsi="Calibri"/>
-          <w:b w:val="0"/>
-          <w:i w:val="0"/>
-          <w:color w:val="163A5F"/>
-        </w:rPr>
-        <w:t xml:space="preserve">•  </w:t>
-      </w:r>
-      <w:r>
-        <w:rPr>
-          <w:rFonts w:ascii="Calibri" w:hAnsi="Calibri"/>
-          <w:b w:val="0"/>
-          <w:i w:val="0"/>
-          <w:color w:val="1A1A1A"/>
-        </w:rPr>
-        <w:t>Managed multi-stakeholder accounts across marketing and technology channels, translating performance data into strategic recommendations for client leadership.</w:t>
-      </w:r>
-    </w:p>
-    <w:p>
-      <w:pPr>
-        <w:spacing w:after="30"/>
-        <w:ind w:left="259" w:hanging="259"/>
-      </w:pPr>
-      <w:r>
-        <w:rPr>
-          <w:rFonts w:ascii="Calibri" w:hAnsi="Calibri"/>
-          <w:b w:val="0"/>
-          <w:i w:val="0"/>
-          <w:color w:val="163A5F"/>
-        </w:rPr>
-        <w:t xml:space="preserve">•  </w:t>
-      </w:r>
-      <w:r>
-        <w:rPr>
-          <w:rFonts w:ascii="Calibri" w:hAnsi="Calibri"/>
-          <w:b w:val="0"/>
-          <w:i w:val="0"/>
-          <w:color w:val="1A1A1A"/>
-        </w:rPr>
-        <w:t>Built rigorous campaign performance reporting frameworks and delivered executive-ready QBRs tracking ROI, CAC, LTV, and conversion KPIs.</w:t>
-      </w:r>
-    </w:p>
-    <w:p>
-      <w:pPr>
-        <w:spacing w:after="30"/>
-        <w:ind w:left="259" w:hanging="259"/>
-      </w:pPr>
-      <w:r>
-        <w:rPr>
-          <w:rFonts w:ascii="Calibri" w:hAnsi="Calibri"/>
-          <w:b w:val="0"/>
-          <w:i w:val="0"/>
-          <w:color w:val="163A5F"/>
-        </w:rPr>
-        <w:t xml:space="preserve">•  </w:t>
-      </w:r>
-      <w:r>
-        <w:rPr>
-          <w:rFonts w:ascii="Calibri" w:hAnsi="Calibri"/>
-          <w:b w:val="0"/>
-          <w:i w:val="0"/>
-          <w:color w:val="1A1A1A"/>
-        </w:rPr>
-        <w:t>Held delivery quality consistent across implementations, resolving client feedback promptly to protect satisfaction and retention.</w:t>
-      </w:r>
-    </w:p>
-    <w:p>
-      <w:pPr>
-        <w:tabs>
-          <w:tab w:pos="10512" w:val="right"/>
-        </w:tabs>
-        <w:spacing w:before="80" w:after="20"/>
-      </w:pPr>
-      <w:r>
-        <w:rPr>
-          <w:rFonts w:ascii="Calibri" w:hAnsi="Calibri"/>
-          <w:b/>
-          <w:i w:val="0"/>
-          <w:color w:val="1A1A1A"/>
-          <w:sz w:val="21"/>
-        </w:rPr>
         <w:t>Account Executive</w:t>
       </w:r>
       <w:r>
@@ -652,282 +928,6 @@
           <w:color w:val="1A1A1A"/>
         </w:rPr>
         <w:t>Ranked top three in sales on a team of 8 to 15 reps for effectively the full tenure, holding that ranking while quota roughly doubled.</w:t>
-      </w:r>
-    </w:p>
-    <w:p>
-      <w:pPr>
-        <w:tabs>
-          <w:tab w:pos="10512" w:val="right"/>
-        </w:tabs>
-        <w:spacing w:before="80" w:after="20"/>
-      </w:pPr>
-      <w:r>
-        <w:rPr>
-          <w:rFonts w:ascii="Calibri" w:hAnsi="Calibri"/>
-          <w:b/>
-          <w:i w:val="0"/>
-          <w:color w:val="1A1A1A"/>
-          <w:sz w:val="21"/>
-        </w:rPr>
-        <w:t>Founder &amp; Strategic / Marketing Operations Lead</w:t>
-      </w:r>
-      <w:r>
-        <w:rPr>
-          <w:rFonts w:ascii="Calibri" w:hAnsi="Calibri"/>
-          <w:b w:val="0"/>
-          <w:i w:val="0"/>
-          <w:color w:val="163A5F"/>
-          <w:sz w:val="21"/>
-        </w:rPr>
-        <w:t xml:space="preserve">  |  Solenzo LLC</w:t>
-      </w:r>
-      <w:r>
-        <w:rPr>
-          <w:rFonts w:ascii="Calibri" w:hAnsi="Calibri"/>
-          <w:b w:val="0"/>
-          <w:i w:val="0"/>
-          <w:color w:val="555555"/>
-          <w:sz w:val="18"/>
-        </w:rPr>
-        <w:tab/>
-        <w:t>Feb 2024 - Present</w:t>
-      </w:r>
-    </w:p>
-    <w:p>
-      <w:pPr>
-        <w:spacing w:after="20"/>
-      </w:pPr>
-      <w:r>
-        <w:rPr>
-          <w:rFonts w:ascii="Calibri" w:hAnsi="Calibri"/>
-          <w:b w:val="0"/>
-          <w:i/>
-          <w:color w:val="555555"/>
-          <w:sz w:val="18"/>
-        </w:rPr>
-        <w:t>Arvada, CO (Remote)</w:t>
-      </w:r>
-    </w:p>
-    <w:p>
-      <w:pPr>
-        <w:spacing w:after="30"/>
-        <w:ind w:left="259" w:hanging="259"/>
-      </w:pPr>
-      <w:r>
-        <w:rPr>
-          <w:rFonts w:ascii="Calibri" w:hAnsi="Calibri"/>
-          <w:b w:val="0"/>
-          <w:i w:val="0"/>
-          <w:color w:val="163A5F"/>
-        </w:rPr>
-        <w:t xml:space="preserve">•  </w:t>
-      </w:r>
-      <w:r>
-        <w:rPr>
-          <w:rFonts w:ascii="Calibri" w:hAnsi="Calibri"/>
-          <w:b w:val="0"/>
-          <w:i w:val="0"/>
-          <w:color w:val="1A1A1A"/>
-        </w:rPr>
-        <w:t>Own the primary strategic relationship for a portfolio of service-based business clients, running discovery and onboarding to surface goals, objectives, and challenges.</w:t>
-      </w:r>
-    </w:p>
-    <w:p>
-      <w:pPr>
-        <w:spacing w:after="30"/>
-        <w:ind w:left="259" w:hanging="259"/>
-      </w:pPr>
-      <w:r>
-        <w:rPr>
-          <w:rFonts w:ascii="Calibri" w:hAnsi="Calibri"/>
-          <w:b w:val="0"/>
-          <w:i w:val="0"/>
-          <w:color w:val="163A5F"/>
-        </w:rPr>
-        <w:t xml:space="preserve">•  </w:t>
-      </w:r>
-      <w:r>
-        <w:rPr>
-          <w:rFonts w:ascii="Calibri" w:hAnsi="Calibri"/>
-          <w:b w:val="0"/>
-          <w:i w:val="0"/>
-          <w:color w:val="1A1A1A"/>
-        </w:rPr>
-        <w:t>Document every client interaction, timeline, and deliverable, keeping project records auditable across concurrent engagements.</w:t>
-      </w:r>
-    </w:p>
-    <w:p>
-      <w:pPr>
-        <w:spacing w:after="30"/>
-        <w:ind w:left="259" w:hanging="259"/>
-      </w:pPr>
-      <w:r>
-        <w:rPr>
-          <w:rFonts w:ascii="Calibri" w:hAnsi="Calibri"/>
-          <w:b w:val="0"/>
-          <w:i w:val="0"/>
-          <w:color w:val="163A5F"/>
-        </w:rPr>
-        <w:t xml:space="preserve">•  </w:t>
-      </w:r>
-      <w:r>
-        <w:rPr>
-          <w:rFonts w:ascii="Calibri" w:hAnsi="Calibri"/>
-          <w:b w:val="0"/>
-          <w:i w:val="0"/>
-          <w:color w:val="1A1A1A"/>
-        </w:rPr>
-        <w:t>Report performance on a regular cadence with actionable insights and strategic recommendations, backed by rigorous tracking across operations.</w:t>
-      </w:r>
-    </w:p>
-    <w:p>
-      <w:pPr>
-        <w:spacing w:after="30"/>
-        <w:ind w:left="259" w:hanging="259"/>
-      </w:pPr>
-      <w:r>
-        <w:rPr>
-          <w:rFonts w:ascii="Calibri" w:hAnsi="Calibri"/>
-          <w:b w:val="0"/>
-          <w:i w:val="0"/>
-          <w:color w:val="163A5F"/>
-        </w:rPr>
-        <w:t xml:space="preserve">•  </w:t>
-      </w:r>
-      <w:r>
-        <w:rPr>
-          <w:rFonts w:ascii="Calibri" w:hAnsi="Calibri"/>
-          <w:b w:val="0"/>
-          <w:i w:val="0"/>
-          <w:color w:val="1A1A1A"/>
-        </w:rPr>
-        <w:t>Identify strategic opportunities to expand retainer scope, recommending complementary services aligned with client objectives.</w:t>
-      </w:r>
-    </w:p>
-    <w:p>
-      <w:pPr>
-        <w:tabs>
-          <w:tab w:pos="10512" w:val="right"/>
-        </w:tabs>
-        <w:spacing w:before="80" w:after="20"/>
-      </w:pPr>
-      <w:r>
-        <w:rPr>
-          <w:rFonts w:ascii="Calibri" w:hAnsi="Calibri"/>
-          <w:b/>
-          <w:i w:val="0"/>
-          <w:color w:val="1A1A1A"/>
-          <w:sz w:val="21"/>
-        </w:rPr>
-        <w:t>Account Executive / Sales Operations</w:t>
-      </w:r>
-      <w:r>
-        <w:rPr>
-          <w:rFonts w:ascii="Calibri" w:hAnsi="Calibri"/>
-          <w:b w:val="0"/>
-          <w:i w:val="0"/>
-          <w:color w:val="163A5F"/>
-          <w:sz w:val="21"/>
-        </w:rPr>
-        <w:t xml:space="preserve">  |  Fetch &amp; Funnel</w:t>
-      </w:r>
-      <w:r>
-        <w:rPr>
-          <w:rFonts w:ascii="Calibri" w:hAnsi="Calibri"/>
-          <w:b w:val="0"/>
-          <w:i w:val="0"/>
-          <w:color w:val="555555"/>
-          <w:sz w:val="18"/>
-        </w:rPr>
-        <w:tab/>
-        <w:t>Sep 2022 - Feb 2023</w:t>
-      </w:r>
-    </w:p>
-    <w:p>
-      <w:pPr>
-        <w:spacing w:after="20"/>
-      </w:pPr>
-      <w:r>
-        <w:rPr>
-          <w:rFonts w:ascii="Calibri" w:hAnsi="Calibri"/>
-          <w:b w:val="0"/>
-          <w:i/>
-          <w:color w:val="555555"/>
-          <w:sz w:val="18"/>
-        </w:rPr>
-        <w:t>Remote</w:t>
-      </w:r>
-    </w:p>
-    <w:p>
-      <w:pPr>
-        <w:spacing w:after="30"/>
-        <w:ind w:left="259" w:hanging="259"/>
-      </w:pPr>
-      <w:r>
-        <w:rPr>
-          <w:rFonts w:ascii="Calibri" w:hAnsi="Calibri"/>
-          <w:b w:val="0"/>
-          <w:i w:val="0"/>
-          <w:color w:val="163A5F"/>
-        </w:rPr>
-        <w:t xml:space="preserve">•  </w:t>
-      </w:r>
-      <w:r>
-        <w:rPr>
-          <w:rFonts w:ascii="Calibri" w:hAnsi="Calibri"/>
-          <w:b w:val="0"/>
-          <w:i w:val="0"/>
-          <w:color w:val="1A1A1A"/>
-        </w:rPr>
-        <w:t>Ran client accounts end to end at a performance marketing agency, covering campaign execution, performance reporting, and cross-team communication.</w:t>
-      </w:r>
-    </w:p>
-    <w:p>
-      <w:pPr>
-        <w:spacing w:after="30"/>
-        <w:ind w:left="259" w:hanging="259"/>
-      </w:pPr>
-      <w:r>
-        <w:rPr>
-          <w:rFonts w:ascii="Calibri" w:hAnsi="Calibri"/>
-          <w:b w:val="0"/>
-          <w:i w:val="0"/>
-          <w:color w:val="163A5F"/>
-        </w:rPr>
-        <w:t xml:space="preserve">•  </w:t>
-      </w:r>
-      <w:r>
-        <w:rPr>
-          <w:rFonts w:ascii="Calibri" w:hAnsi="Calibri"/>
-          <w:b w:val="0"/>
-          <w:i w:val="0"/>
-          <w:color w:val="1A1A1A"/>
-        </w:rPr>
-        <w:t>Built and refined internal processes that improved reporting accuracy and strengthened cross-team alignment.</w:t>
-      </w:r>
-    </w:p>
-    <w:p>
-      <w:pPr>
-        <w:spacing w:after="30"/>
-        <w:ind w:left="259" w:hanging="259"/>
-      </w:pPr>
-      <w:r>
-        <w:rPr>
-          <w:rFonts w:ascii="Calibri" w:hAnsi="Calibri"/>
-          <w:b w:val="0"/>
-          <w:i w:val="0"/>
-          <w:color w:val="163A5F"/>
-        </w:rPr>
-        <w:t xml:space="preserve">•  </w:t>
-      </w:r>
-      <w:r>
-        <w:rPr>
-          <w:rFonts w:ascii="Calibri" w:hAnsi="Calibri"/>
-          <w:b w:val="0"/>
-          <w:i w:val="0"/>
-          <w:color w:val="1A1A1A"/>
-        </w:rPr>
-        <w:t>Analyzed campaign performance data and translated results into optimization recommendations for client stakeholders.</w:t>
       </w:r>
     </w:p>
     <w:p>
